--- a/Введение в ИТ/1_Лабораторные_работы/Ответы 14.docx
+++ b/Введение в ИТ/1_Лабораторные_работы/Ответы 14.docx
@@ -34,17 +34,181 @@
         <w:bidi w:val="0"/>
         <w:jc w:val="start"/>
         <w:rPr>
+          <w:b/>
+          <w:bCs/>
+          <w:lang w:val="ru-RU"/>
+        </w:rPr>
+      </w:pPr>
+      <w:r>
+        <w:rPr>
+          <w:b/>
+          <w:bCs/>
+          <w:lang w:val="ru-RU"/>
+        </w:rPr>
+        <w:t>Это отклик канала на дельта-функцию</w:t>
+      </w:r>
+    </w:p>
+    <w:p>
+      <w:pPr>
+        <w:pStyle w:val="Normal"/>
+        <w:bidi w:val="0"/>
+        <w:jc w:val="start"/>
+        <w:rPr>
+          <w:b/>
+          <w:bCs/>
+          <w:lang w:val="ru-RU"/>
+        </w:rPr>
+      </w:pPr>
+      <w:r>
+        <w:rPr>
+          <w:b/>
+          <w:bCs/>
+          <w:lang w:val="ru-RU"/>
+        </w:rPr>
+      </w:r>
+    </w:p>
+    <w:p>
+      <w:pPr>
+        <w:pStyle w:val="Normal"/>
+        <w:bidi w:val="0"/>
+        <w:jc w:val="start"/>
+        <w:rPr>
+          <w:b w:val="false"/>
+          <w:bCs w:val="false"/>
+          <w:lang w:val="ru-RU"/>
+        </w:rPr>
+      </w:pPr>
+      <w:r>
+        <w:rPr>
+          <w:b w:val="false"/>
+          <w:bCs w:val="false"/>
+          <w:lang w:val="ru-RU"/>
+        </w:rPr>
+        <w:t>Что такое фазо-частотная характеристика (ФЧХ) канала?</w:t>
+      </w:r>
+    </w:p>
+    <w:p>
+      <w:pPr>
+        <w:pStyle w:val="Normal"/>
+        <w:bidi w:val="0"/>
+        <w:jc w:val="start"/>
+        <w:rPr>
+          <w:b w:val="false"/>
+          <w:bCs w:val="false"/>
+          <w:lang w:val="ru-RU"/>
+        </w:rPr>
+      </w:pPr>
+      <w:r>
+        <w:rPr>
+          <w:b w:val="false"/>
+          <w:bCs w:val="false"/>
+          <w:lang w:val="ru-RU"/>
+        </w:rPr>
+      </w:r>
+    </w:p>
+    <w:p>
+      <w:pPr>
+        <w:pStyle w:val="Normal"/>
+        <w:bidi w:val="0"/>
+        <w:jc w:val="start"/>
+        <w:rPr>
+          <w:b w:val="false"/>
+          <w:bCs w:val="false"/>
+          <w:lang w:val="ru-RU"/>
+        </w:rPr>
+      </w:pPr>
+      <w:r>
+        <w:rPr>
+          <w:b w:val="false"/>
+          <w:bCs w:val="false"/>
+          <w:lang w:val="ru-RU"/>
+        </w:rPr>
+        <w:t>Что такое амплитудно-частотная характеристика (АЧХ) канала?</w:t>
+      </w:r>
+    </w:p>
+    <w:p>
+      <w:pPr>
+        <w:pStyle w:val="Normal"/>
+        <w:bidi w:val="0"/>
+        <w:jc w:val="start"/>
+        <w:rPr>
+          <w:b w:val="false"/>
+          <w:bCs w:val="false"/>
+          <w:lang w:val="ru-RU"/>
+        </w:rPr>
+      </w:pPr>
+      <w:r>
+        <w:rPr>
+          <w:b w:val="false"/>
+          <w:bCs w:val="false"/>
+          <w:lang w:val="ru-RU"/>
+        </w:rPr>
+      </w:r>
+    </w:p>
+    <w:p>
+      <w:pPr>
+        <w:pStyle w:val="Normal"/>
+        <w:bidi w:val="0"/>
+        <w:jc w:val="start"/>
+        <w:rPr>
+          <w:b w:val="false"/>
+          <w:bCs w:val="false"/>
+          <w:lang w:val="ru-RU"/>
+        </w:rPr>
+      </w:pPr>
+      <w:r>
+        <w:rPr>
+          <w:b w:val="false"/>
+          <w:bCs w:val="false"/>
+          <w:lang w:val="ru-RU"/>
+        </w:rPr>
+        <w:t xml:space="preserve">Что такое переходная характеристика </w:t>
+      </w:r>
+      <w:r>
+        <w:rPr>
           <w:b w:val="false"/>
           <w:bCs w:val="false"/>
           <w:lang w:val="en-US"/>
         </w:rPr>
-      </w:pPr>
-      <w:r>
+        <w:t>h(t)?</w:t>
+      </w:r>
+    </w:p>
+    <w:p>
+      <w:pPr>
+        <w:pStyle w:val="Normal"/>
+        <w:bidi w:val="0"/>
+        <w:jc w:val="start"/>
         <w:rPr>
           <w:b w:val="false"/>
           <w:bCs w:val="false"/>
           <w:lang w:val="en-US"/>
         </w:rPr>
+      </w:pPr>
+      <w:r>
+        <w:rPr>
+          <w:b w:val="false"/>
+          <w:bCs w:val="false"/>
+          <w:lang w:val="en-US"/>
+        </w:rPr>
+      </w:r>
+    </w:p>
+    <w:p>
+      <w:pPr>
+        <w:pStyle w:val="Normal"/>
+        <w:bidi w:val="0"/>
+        <w:jc w:val="start"/>
+        <w:rPr>
+          <w:b w:val="false"/>
+          <w:bCs w:val="false"/>
+          <w:lang w:val="ru-RU"/>
+        </w:rPr>
+      </w:pPr>
+      <w:r>
+        <w:rPr>
+          <w:b w:val="false"/>
+          <w:bCs w:val="false"/>
+          <w:lang w:val="ru-RU"/>
+        </w:rPr>
       </w:r>
     </w:p>
     <w:p>
@@ -73,6 +237,26 @@
         <w:bidi w:val="0"/>
         <w:jc w:val="start"/>
         <w:rPr>
+          <w:b/>
+          <w:bCs/>
+          <w:lang w:val="ru-RU"/>
+        </w:rPr>
+      </w:pPr>
+      <w:r>
+        <w:rPr>
+          <w:b/>
+          <w:bCs/>
+          <w:lang w:val="ru-RU"/>
+        </w:rPr>
+        <w:t>переходных (инерционных) процессов, возникающих в канале связи</w:t>
+      </w:r>
+    </w:p>
+    <w:p>
+      <w:pPr>
+        <w:pStyle w:val="Normal"/>
+        <w:bidi w:val="0"/>
+        <w:jc w:val="start"/>
+        <w:rPr>
           <w:b w:val="false"/>
           <w:bCs w:val="false"/>
           <w:lang w:val="ru-RU"/>
@@ -104,6 +288,65 @@
           <w:lang w:val="ru-RU"/>
         </w:rPr>
         <w:t>Неправильные высказывания</w:t>
+      </w:r>
+    </w:p>
+    <w:p>
+      <w:pPr>
+        <w:pStyle w:val="Normal"/>
+        <w:bidi w:val="0"/>
+        <w:jc w:val="start"/>
+        <w:rPr>
+          <w:b w:val="false"/>
+          <w:bCs w:val="false"/>
+          <w:lang w:val="ru-RU"/>
+        </w:rPr>
+      </w:pPr>
+      <w:r>
+        <w:rPr>
+          <w:b w:val="false"/>
+          <w:bCs w:val="false"/>
+          <w:lang w:val="ru-RU"/>
+        </w:rPr>
+        <w:t xml:space="preserve">Прямоугольный импульс можно представить в виде суммы двух ступенчатых функций </w:t>
+      </w:r>
+      <w:r>
+        <w:rPr>
+          <w:b w:val="false"/>
+          <w:bCs w:val="false"/>
+          <w:color w:val="2A6099"/>
+          <w:lang w:val="en-US"/>
+        </w:rPr>
+        <w:t>p(t) = sigma(tau) + sigma(tau – tau_</w:t>
+      </w:r>
+      <w:r>
+        <w:rPr>
+          <w:b w:val="false"/>
+          <w:bCs w:val="false"/>
+          <w:color w:val="2A6099"/>
+          <w:lang w:val="ru-RU"/>
+        </w:rPr>
+        <w:t>и)</w:t>
+      </w:r>
+    </w:p>
+    <w:p>
+      <w:pPr>
+        <w:pStyle w:val="Normal"/>
+        <w:bidi w:val="0"/>
+        <w:jc w:val="start"/>
+        <w:rPr>
+          <w:b w:val="false"/>
+          <w:bCs w:val="false"/>
+          <w:color w:val="2A6099"/>
+          <w:lang w:val="ru-RU"/>
+        </w:rPr>
+      </w:pPr>
+      <w:r>
+        <w:rPr>
+          <w:b w:val="false"/>
+          <w:bCs w:val="false"/>
+          <w:color w:val="2A6099"/>
+          <w:lang w:val="ru-RU"/>
+        </w:rPr>
       </w:r>
     </w:p>
     <w:p>

--- a/Введение в ИТ/1_Лабораторные_работы/Ответы 14.docx
+++ b/Введение в ИТ/1_Лабораторные_работы/Ответы 14.docx
@@ -132,16 +132,44 @@
         <w:bidi w:val="0"/>
         <w:jc w:val="start"/>
         <w:rPr>
-          <w:b w:val="false"/>
-          <w:bCs w:val="false"/>
-          <w:lang w:val="ru-RU"/>
-        </w:rPr>
-      </w:pPr>
-      <w:r>
-        <w:rPr>
-          <w:b w:val="false"/>
-          <w:bCs w:val="false"/>
-          <w:lang w:val="ru-RU"/>
+          <w:b/>
+          <w:bCs/>
+          <w:lang w:val="ru-RU"/>
+        </w:rPr>
+      </w:pPr>
+      <w:r>
+        <w:rPr>
+          <w:b/>
+          <w:bCs/>
+          <w:lang w:val="ru-RU"/>
+        </w:rPr>
+        <w:t xml:space="preserve">Это частотная зависимость отношения амплитуды гармонического колебания на выходе канала к амплитуде колебания на выходе канала </w:t>
+      </w:r>
+      <w:r>
+        <w:rPr>
+          <w:b/>
+          <w:bCs/>
+          <w:lang w:val="en-US"/>
+        </w:rPr>
+        <w:t>Uвых(f)/Uвх(f)</w:t>
+      </w:r>
+    </w:p>
+    <w:p>
+      <w:pPr>
+        <w:pStyle w:val="Normal"/>
+        <w:bidi w:val="0"/>
+        <w:jc w:val="start"/>
+        <w:rPr>
+          <w:b/>
+          <w:bCs/>
+          <w:lang w:val="en-US"/>
+        </w:rPr>
+      </w:pPr>
+      <w:r>
+        <w:rPr>
+          <w:b/>
+          <w:bCs/>
+          <w:lang w:val="en-US"/>
         </w:rPr>
       </w:r>
     </w:p>
@@ -307,8 +335,20 @@
           <w:bCs w:val="false"/>
           <w:lang w:val="ru-RU"/>
         </w:rPr>
-        <w:t xml:space="preserve">Прямоугольный импульс можно представить в виде суммы двух ступенчатых функций </w:t>
-      </w:r>
+        <w:t>Прямоугольный импульс можно представить в виде суммы двух ступенчатых функций</w:t>
+      </w:r>
+    </w:p>
+    <w:p>
+      <w:pPr>
+        <w:pStyle w:val="Normal"/>
+        <w:bidi w:val="0"/>
+        <w:jc w:val="start"/>
+        <w:rPr>
+          <w:b w:val="false"/>
+          <w:bCs w:val="false"/>
+          <w:lang w:val="ru-RU"/>
+        </w:rPr>
+      </w:pPr>
       <w:r>
         <w:rPr>
           <w:b w:val="false"/>
